--- a/kyozai/math2-kimatsu/00_表紙.docx
+++ b/kyozai/math2-kimatsu/00_表紙.docx
@@ -501,7 +501,7 @@
                 <w:sz w:val="24"/>
                 <w:szCs w:val="24"/>
               </w:rPr>
-              <w:t xml:space="preserve">総ざらい②　同じ範囲で数字を変えて</w:t>
+              <w:t xml:space="preserve">一次関数の後半だけ（ダイヤグラム・動点・利用）</w:t>
             </w:r>
           </w:p>
         </w:tc>
@@ -633,7 +633,7 @@
                 <w:sz w:val="24"/>
                 <w:szCs w:val="24"/>
               </w:rPr>
-              <w:t xml:space="preserve">一次関数の後半だけ（ダイヤグラム・動点・面積）</w:t>
+              <w:t xml:space="preserve">総ざらい②　角と平行線・多角形の角を追加</w:t>
             </w:r>
           </w:p>
         </w:tc>
@@ -765,7 +765,7 @@
                 <w:sz w:val="24"/>
                 <w:szCs w:val="24"/>
               </w:rPr>
-              <w:t xml:space="preserve">総ざらい③　角と平行線・多角形の角を追加</w:t>
+              <w:t xml:space="preserve">本番形式①　範囲全部</w:t>
             </w:r>
           </w:p>
         </w:tc>
@@ -897,7 +897,7 @@
                 <w:sz w:val="24"/>
                 <w:szCs w:val="24"/>
               </w:rPr>
-              <w:t xml:space="preserve">本番形式①　範囲全部</w:t>
+              <w:t xml:space="preserve">本番形式②　範囲全部</w:t>
             </w:r>
           </w:p>
         </w:tc>
@@ -1029,7 +1029,7 @@
                 <w:sz w:val="24"/>
                 <w:szCs w:val="24"/>
               </w:rPr>
-              <w:t xml:space="preserve">本番形式②　範囲全部</w:t>
+              <w:t xml:space="preserve">本番形式③　範囲全部</w:t>
             </w:r>
           </w:p>
         </w:tc>
@@ -1161,7 +1161,7 @@
                 <w:sz w:val="24"/>
                 <w:szCs w:val="24"/>
               </w:rPr>
-              <w:t xml:space="preserve">直前　本番形式③＋ミスの総点検</w:t>
+              <w:t xml:space="preserve">直前　本番形式④＋ミスの総点検</w:t>
             </w:r>
           </w:p>
         </w:tc>

--- a/kyozai/math2-kimatsu/00_表紙.docx
+++ b/kyozai/math2-kimatsu/00_表紙.docx
@@ -501,7 +501,7 @@
                 <w:sz w:val="24"/>
                 <w:szCs w:val="24"/>
               </w:rPr>
-              <w:t xml:space="preserve">一次関数の後半だけ（ダイヤグラム・動点・利用）</w:t>
+              <w:t xml:space="preserve">総ざらい②　第1回と同じ範囲の総合問題</w:t>
             </w:r>
           </w:p>
         </w:tc>
@@ -633,7 +633,7 @@
                 <w:sz w:val="24"/>
                 <w:szCs w:val="24"/>
               </w:rPr>
-              <w:t xml:space="preserve">総ざらい②　角と平行線・多角形の角を追加</w:t>
+              <w:t xml:space="preserve">一次関数の後半だけ（ダイヤグラム・動点・利用）</w:t>
             </w:r>
           </w:p>
         </w:tc>
@@ -765,7 +765,7 @@
                 <w:sz w:val="24"/>
                 <w:szCs w:val="24"/>
               </w:rPr>
-              <w:t xml:space="preserve">本番形式①　範囲全部</w:t>
+              <w:t xml:space="preserve">総ざらい③　角と平行線・多角形の角を追加</w:t>
             </w:r>
           </w:p>
         </w:tc>
@@ -897,7 +897,7 @@
                 <w:sz w:val="24"/>
                 <w:szCs w:val="24"/>
               </w:rPr>
-              <w:t xml:space="preserve">本番形式②　範囲全部</w:t>
+              <w:t xml:space="preserve">本番形式①　範囲全部</w:t>
             </w:r>
           </w:p>
         </w:tc>
@@ -1029,7 +1029,7 @@
                 <w:sz w:val="24"/>
                 <w:szCs w:val="24"/>
               </w:rPr>
-              <w:t xml:space="preserve">本番形式③　範囲全部</w:t>
+              <w:t xml:space="preserve">本番形式②　範囲全部</w:t>
             </w:r>
           </w:p>
         </w:tc>
@@ -1161,7 +1161,7 @@
                 <w:sz w:val="24"/>
                 <w:szCs w:val="24"/>
               </w:rPr>
-              <w:t xml:space="preserve">直前　本番形式④＋ミスの総点検</w:t>
+              <w:t xml:space="preserve">直前　本番形式③＋ミスの総点検</w:t>
             </w:r>
           </w:p>
         </w:tc>
